--- a/products-storage/09-pervyy-shag-pri-neoplate/01-slovar-poley.docx
+++ b/products-storage/09-pervyy-shag-pri-neoplate/01-slovar-poley.docx
@@ -33,6 +33,95 @@
         </w:rPr>
         <w:t xml:space="preserve">Единый словарь подстановок для всех документов комплекта.</w:t>
       </w:r>
+    </w:p>
+    <w:tbl>
+      <w:tblPr>
+        <w:tblW w:type="dxa" w:w="9360"/>
+        <w:tblBorders>
+          <w:top w:val="single" w:color="auto" w:sz="4"/>
+          <w:left w:val="single" w:color="auto" w:sz="4"/>
+          <w:bottom w:val="single" w:color="auto" w:sz="4"/>
+          <w:right w:val="single" w:color="auto" w:sz="4"/>
+          <w:insideH w:val="single" w:color="auto" w:sz="4"/>
+          <w:insideV w:val="single" w:color="auto" w:sz="4"/>
+        </w:tblBorders>
+      </w:tblPr>
+      <w:tblGrid>
+        <w:gridCol w:w="9360"/>
+      </w:tblGrid>
+      <w:tr>
+        <w:tc>
+          <w:tcPr>
+            <w:tcW w:type="dxa" w:w="9360"/>
+            <w:shd w:fill="F2F2F2" w:val="clear"/>
+            <w:tcMar>
+              <w:top w:type="dxa" w:w="160"/>
+              <w:left w:type="dxa" w:w="200"/>
+              <w:bottom w:type="dxa" w:w="160"/>
+              <w:right w:type="dxa" w:w="200"/>
+            </w:tcMar>
+          </w:tcPr>
+          <w:p>
+            <w:pPr>
+              <w:spacing w:after="100" w:line="276"/>
+            </w:pPr>
+            <w:r>
+              <w:rPr>
+                <w:rFonts w:ascii="Times New Roman" w:cs="Times New Roman" w:eastAsia="Times New Roman" w:hAnsi="Times New Roman"/>
+                <w:b/>
+                <w:bCs/>
+                <w:sz w:val="24"/>
+                <w:szCs w:val="24"/>
+              </w:rPr>
+              <w:t xml:space="preserve">Важно, прочитайте до использования</w:t>
+            </w:r>
+          </w:p>
+          <w:p>
+            <w:pPr>
+              <w:spacing w:after="100" w:line="276"/>
+            </w:pPr>
+            <w:r>
+              <w:rPr>
+                <w:rFonts w:ascii="Times New Roman" w:cs="Times New Roman" w:eastAsia="Times New Roman" w:hAnsi="Times New Roman"/>
+                <w:sz w:val="24"/>
+                <w:szCs w:val="24"/>
+              </w:rPr>
+              <w:t xml:space="preserve">Это типовой шаблон, а не юридическая консультация и не гарантия взыскания. Он рассчитан на типовую ситуацию: работы приняты, акты подписаны обеими сторонами без замечаний, встречных требований нет.</w:t>
+            </w:r>
+          </w:p>
+          <w:p>
+            <w:pPr>
+              <w:spacing w:after="100" w:line="276"/>
+            </w:pPr>
+            <w:r>
+              <w:rPr>
+                <w:rFonts w:ascii="Times New Roman" w:cs="Times New Roman" w:eastAsia="Times New Roman" w:hAnsi="Times New Roman"/>
+                <w:sz w:val="24"/>
+                <w:szCs w:val="24"/>
+              </w:rPr>
+              <w:t xml:space="preserve">Шаблон не заменяет консультацию по конкретной ситуации: выводы зависят от условий вашего договора, состава подписанных документов и обстоятельств спора, и приоритет всегда у договора. Если заказчик оспаривает объёмы или качество, заявляет зачёт, если акты подписаны неуполномоченным лицом или в картотеке арбитражных дел появилось дело о банкротстве должника — типовой текст создаёт ложную уверенность. В этих случаях обращайтесь к юристу до отправки.</w:t>
+            </w:r>
+          </w:p>
+          <w:p>
+            <w:pPr>
+              <w:spacing w:after="0" w:line="276"/>
+            </w:pPr>
+            <w:r>
+              <w:rPr>
+                <w:rFonts w:ascii="Times New Roman" w:cs="Times New Roman" w:eastAsia="Times New Roman" w:hAnsi="Times New Roman"/>
+                <w:sz w:val="24"/>
+                <w:szCs w:val="24"/>
+              </w:rPr>
+              <w:t xml:space="preserve">Ставок, сроков и размеров пошлин числом в шаблоне нет намеренно: они меняются, а скачанный файл не обновляется. Каждое число вы берёте из названного источника на дату составления документа.</w:t>
+            </w:r>
+          </w:p>
+        </w:tc>
+      </w:tr>
+    </w:tbl>
+    <w:p>
+      <w:pPr>
+        <w:spacing w:after="120" w:line="276"/>
+      </w:pPr>
     </w:p>
     <w:p>
       <w:pPr>

--- a/products-storage/09-pervyy-shag-pri-neoplate/01-slovar-poley.docx
+++ b/products-storage/09-pervyy-shag-pri-neoplate/01-slovar-poley.docx
@@ -99,7 +99,7 @@
                 <w:sz w:val="24"/>
                 <w:szCs w:val="24"/>
               </w:rPr>
-              <w:t xml:space="preserve">Шаблон не заменяет консультацию по конкретной ситуации: выводы зависят от условий вашего договора, состава подписанных документов и обстоятельств спора, и приоритет всегда у договора. Если заказчик оспаривает объёмы или качество, заявляет зачёт, если акты подписаны неуполномоченным лицом или в картотеке арбитражных дел появилось дело о банкротстве должника — типовой текст создаёт ложную уверенность. В этих случаях обращайтесь к юристу до отправки.</w:t>
+              <w:t xml:space="preserve">Тексты прошли вычитку юристом в типовой редакции. Вычитка типовой редакции не заменяет консультацию по конкретной ситуации: выводы зависят от условий вашего договора, состава подписанных документов и обстоятельств спора, и приоритет всегда у договора. Если заказчик оспаривает объёмы или качество, заявляет зачёт, если акты подписаны неуполномоченным лицом или в картотеке арбитражных дел появилось дело о банкротстве должника — типовой текст создаёт ложную уверенность. В этих случаях обращайтесь к юристу до отправки.</w:t>
             </w:r>
           </w:p>
           <w:p>
